--- a/book/الدليل_العملي_المرافق_للكتاب_الأول.docx
+++ b/book/الدليل_العملي_المرافق_للكتاب_الأول.docx
@@ -104,7 +104,7 @@
           <w:szCs w:val="26"/>
           <w:rtl/>
         </w:rPr>
-        <w:t xml:space="preserve">في هذا الدليل ما فُصل عن الكتاب الأول حين اختُصر: مخرجات التعلم لكل فصل، وتمرين واحد بعد كل فصل، ثم أدوات للتطبيق والتدريب. هو رفيق للكتاب، لا بديل عنه. اقرأ الفصل أولًا، ثم عد إلى هنا لتختبر ما فهمته على عملك أنت.</w:t>
+        <w:t xml:space="preserve">ماذا يبقى من كتاب في الإدارة إن لم يبلغ قرارًا واحدًا في مؤسسة قارئه؟ في هذا الدليل ما فُصل عن الكتاب الأول حين اختُصر: مخرجات التعلم لكل فصل، وتمرين واحد بعد كل فصل، ثم أدوات للتطبيق والتدريب. إنّه رفيق للكتاب لا بديل عنه؛ لذلك اقرأ الفصل أولًا، ثم عد إلى هنا لتختبر ما فهمته على عملك أنت.</w:t>
       </w:r>
     </w:p>
     <w:p>
@@ -125,6 +125,31 @@
           <w:rtl/>
         </w:rPr>
         <w:t xml:space="preserve">الجزء الأول: مخرجات التعلم والتمارين لكل فصل</w:t>
+      </w:r>
+    </w:p>
+    <w:p>
+      <w:pPr>
+        <w:shd w:val="clear" w:color="auto" w:fill="EBF5FB"/>
+        <w:bidi/>
+        <w:spacing w:after="65"/>
+        <w:ind w:right="200"/>
+        <w:rPr>
+          <w:rFonts w:ascii="Sakkal Majalla" w:hAnsi="Sakkal Majalla" w:cs="Sakkal Majalla"/>
+          <w:sz w:val="26"/>
+          <w:szCs w:val="26"/>
+        </w:rPr>
+      </w:pPr>
+      <w:r>
+        <w:rPr>
+          <w:rFonts w:ascii="Sakkal Majalla" w:hAnsi="Sakkal Majalla" w:cs="Sakkal Majalla"/>
+          <w:i/>
+          <w:iCs/>
+          <w:color w:val="000000"/>
+          <w:sz w:val="26"/>
+          <w:szCs w:val="26"/>
+          <w:rtl/>
+        </w:rPr>
+        <w:t xml:space="preserve">كم مرة أعجبتنا فكرة في كتاب، ثم اتخذنا القرار التالي كما كنا نتخذه قبل أن نقرأ؟ من هنا يقف بعد كل فصل جدول بمخرجات تعلمه، ثم تمرين «مرآة المدير» الذي يعيد الفصل إلى قراراتك أنت.</w:t>
       </w:r>
     </w:p>
     <w:p>
@@ -1045,7 +1070,7 @@
                 <w:szCs w:val="28"/>
                 <w:rtl/>
               </w:rPr>
-              <w:t xml:space="preserve">خذ نظامًا قائمًا في مؤسستك: الحوافز، أو معايير الترقية، أو طريقة اتخاذ القرار. ثم اكتب في سطر واحد صورة الإنسان التي يفترضها. أيراه باحثًا عن منفعته لا يستقيم إلا بالرقابة؟ أم شريكًا يُمنح الثقة؟ أم شيئًا ثالثًا؟</w:t>
+              <w:t xml:space="preserve">خذ نظامًا قائمًا في مؤسستك: الحوافز، أو معايير الترقية، أو طريقة اتخاذ القرار، ثم اكتب في سطر واحد صورة الإنسان التي يفترضها؛ لأن كل نظام يحمل جوابًا مضمرًا عن الإنسان الذي يديره وإن لم يكتبه أحد. أيراه باحثًا عن منفعته لا يستقيم إلا بالرقابة؟ أم شريكًا يُمنح الثقة؟ أم شيئًا ثالثًا؟</w:t>
             </w:r>
           </w:p>
           <w:p>
@@ -1087,7 +1112,7 @@
                 <w:szCs w:val="28"/>
                 <w:rtl/>
               </w:rPr>
-              <w:t xml:space="preserve">لا أطلب منك أن تغيّر النظام الآن. يكفي أن ترى المسلّمة التي يقف عليها.</w:t>
+              <w:t xml:space="preserve">لا أطلب منك أن تغيّر النظام الآن؛ يكفي أن ترى المسلّمة التي يقف عليها.</w:t>
             </w:r>
           </w:p>
         </w:tc>
@@ -2138,7 +2163,7 @@
                 <w:szCs w:val="28"/>
                 <w:rtl/>
               </w:rPr>
-              <w:t xml:space="preserve">فكّر في نموذج تطبّقه مؤسستك ويوصف بأنه «إسلامي»: نظام تقييم، أو برنامج قيادة، أو سياسة موارد بشرية.</w:t>
+              <w:t xml:space="preserve">فكّر في نموذج تطبّقه مؤسستك ويوصف بأنه «إسلامي»: نظام تقييم، أو برنامج قيادة، أو سياسة موارد بشرية، ثم احذف منه في ذهنك كل آية وحديث ومصطلح شرعي، وانظر ماذا بقي منه حين نُزع عنه هذا الغطاء.</w:t>
             </w:r>
           </w:p>
           <w:p>
@@ -2159,7 +2184,7 @@
                 <w:szCs w:val="28"/>
                 <w:rtl/>
               </w:rPr>
-              <w:t xml:space="preserve">احذف منه في ذهنك كل آية وحديث ومصطلح شرعي، وانظر ماذا بقي. هل تغيّرت طريقة اتخاذ القرار؟ أو ما يُقاس؟ أو من يُحاسَب، وعلامَ يُحاسَب؟</w:t>
+              <w:t xml:space="preserve">هل تغيّرت طريقة اتخاذ القرار؟ أو ما يُقاس؟ أو من يُحاسَب، وعلامَ يُحاسَب؟</w:t>
             </w:r>
           </w:p>
           <w:p>
@@ -2180,7 +2205,7 @@
                 <w:szCs w:val="28"/>
                 <w:rtl/>
               </w:rPr>
-              <w:t xml:space="preserve">إن بقي النموذج كما هو فقد عرفت موقعه في الخريطة. وإن تغيّر فاكتب في سطر واحد ما الذي تغيّر، ومن أين جاء.</w:t>
+              <w:t xml:space="preserve">إن بقي النموذج كما هو فقد عرفت موقعه في الخريطة، وإن تغيّر فاكتب في سطر واحد ما الذي تغيّر، ومن أين جاء.</w:t>
             </w:r>
           </w:p>
         </w:tc>
@@ -3536,7 +3561,7 @@
                 <w:szCs w:val="28"/>
                 <w:rtl/>
               </w:rPr>
-              <w:t xml:space="preserve">ثم امحُ من السطرين كل إحالة إلى القرآن والسنة، واقرأهما من جديد. هل تغيّر القرار الذي تتخذه؟ أو ترتيب الأولويات؟ أو من تحاسبه وعلى ماذا؟</w:t>
+              <w:t xml:space="preserve">ثم امحُ من السطرين كل إحالة إلى القرآن والسنة، واقرأهما من جديد بعين من لا يعرف مصدرهما. هل تغيّر القرار الذي تتخذه؟ أو ترتيب الأولويات؟ أو من تحاسبه وعلى ماذا؟</w:t>
             </w:r>
           </w:p>
           <w:p>
@@ -3557,7 +3582,7 @@
                 <w:szCs w:val="28"/>
                 <w:rtl/>
               </w:rPr>
-              <w:t xml:space="preserve">إن لم يتغيّر شيء فالقرآن في هذه الممارسة زخرفة، لا مصدر. وإن تغيّر فاكتب ما الذي تغيّر، فذلك أول سطر في «دليل التمييز» لممارستك.</w:t>
+              <w:t xml:space="preserve">إن لم يتغيّر شيء فالقرآن في هذه الممارسة زخرفة، لا مصدر، وإن تغيّر فاكتب ما الذي تغيّر؛ لأن ذلك أول سطر في «دليل التمييز» لممارستك.</w:t>
             </w:r>
           </w:p>
         </w:tc>
@@ -5076,7 +5101,7 @@
                 <w:szCs w:val="28"/>
                 <w:rtl/>
               </w:rPr>
-              <w:t xml:space="preserve">إن عجزت عن تحديد موضعه فقد وجدت أول ما يستحق المراجعة. وإن حددته فاسأل: هل يؤدي في مؤسستك الوظيفة التي تسمح بها مرتبته، أم يحمل أكثر منها؟</w:t>
+              <w:t xml:space="preserve">إن عجزت عن تحديد موضعه فقد وجدت أول ما يستحق المراجعة، وإن حددته فاسأل سؤالًا أدق؛ لأن معرفة المرتبة وحدها لا تكفي: هل يؤدي الاستشهاد في مؤسستك الوظيفة التي تسمح بها مرتبته، أم يحمل أكثر منها؟</w:t>
             </w:r>
           </w:p>
         </w:tc>
@@ -6411,7 +6436,7 @@
                 <w:szCs w:val="26"/>
                 <w:rtl/>
               </w:rPr>
-              <w:t xml:space="preserve">اختر مبدأً إداريًا تطبّقه وتنسبه إلى القرآن أو الدين. ارسم سلمًا من سبع درجات، واكتب على كل درجة الخطوة الفكرية التي مررت بها فعلًا.</w:t>
+              <w:t xml:space="preserve">اختر مبدأً إداريًا تطبّقه وتنسبه إلى القرآن أو الدين، ثم ارسم سلمًا من سبع درجات، واكتب على كل درجة الخطوة الفكرية التي مررت بها فعلًا، لا الخطوة التي كان ينبغي أن تمر بها.</w:t>
             </w:r>
           </w:p>
           <w:p>
@@ -6453,7 +6478,7 @@
                 <w:szCs w:val="26"/>
                 <w:rtl/>
               </w:rPr>
-              <w:t xml:space="preserve">ثم سجّل هامش عدم اليقين الذي تستحقه كل درجة. فإن كان هامش مبدئك «مرتفع» وأنت تعامله معاملة النص، فقد عرفت ما يحتاج إلى مراجعة دورية.</w:t>
+              <w:t xml:space="preserve">ثم سجّل هامش عدم اليقين الذي تستحقه كل درجة، فإن كان هامش مبدئك «مرتفع» وأنت تعامله معاملة النص، فقد عرفت ما يحتاج إلى مراجعة دورية.</w:t>
             </w:r>
           </w:p>
         </w:tc>
@@ -7929,7 +7954,7 @@
                 <w:szCs w:val="26"/>
                 <w:rtl/>
               </w:rPr>
-              <w:t xml:space="preserve">1. اكتب في جملة واحدة الدلالة التي تستعملها فيها.</w:t>
+              <w:t xml:space="preserve">① اكتب في جملة واحدة الدلالة التي تستعملها فيها.</w:t>
             </w:r>
           </w:p>
           <w:p>
@@ -7950,7 +7975,7 @@
                 <w:szCs w:val="26"/>
                 <w:rtl/>
               </w:rPr>
-              <w:t xml:space="preserve">2. طبّق الخطوة 4: اجمع مواضع لفظها المحوري من «المعجم المفهرس لألفاظ القرآن الكريم»، وسجّل ما استبعدته ولماذا.</w:t>
+              <w:t xml:space="preserve">② طبّق الخطوة 4: اجمع مواضع لفظها المحوري من «المعجم المفهرس لألفاظ القرآن الكريم»، وسجّل ما استبعدته ولماذا.</w:t>
             </w:r>
           </w:p>
           <w:p>
@@ -7971,7 +7996,7 @@
                 <w:szCs w:val="26"/>
                 <w:rtl/>
               </w:rPr>
-              <w:t xml:space="preserve">3. طبّق الخطوة 5: هل الآية محكمة في المعنى الذي تحملها عليه؟ وما مثانيها؟</w:t>
+              <w:t xml:space="preserve">③ طبّق الخطوة 5: هل الآية محكمة في المعنى الذي تحملها عليه؟ وما مثانيها؟</w:t>
             </w:r>
           </w:p>
           <w:p>
@@ -7992,7 +8017,7 @@
                 <w:szCs w:val="26"/>
                 <w:rtl/>
               </w:rPr>
-              <w:t xml:space="preserve">4. ضع ما انتهيت إليه بجانب جملتك الأولى: هل ثبتت، أم ضاقت، أم تغيّرت؟</w:t>
+              <w:t xml:space="preserve">④ ضع ما انتهيت إليه بجانب جملتك الأولى: هل ثبتت، أم ضاقت، أم تغيّرت؟</w:t>
             </w:r>
           </w:p>
           <w:p>
@@ -8013,7 +8038,7 @@
                 <w:szCs w:val="26"/>
                 <w:rtl/>
               </w:rPr>
-              <w:t xml:space="preserve">وإن لم يتسع وقتك لغير هذه الخطوات فاكتب ذلك بجانب الاستشهاد في المرة القادمة. إعلان حدود القراءة جزء من أمانتها.</w:t>
+              <w:t xml:space="preserve">وإن لم يتسع وقتك لغير هذه الخطوات فاكتب ذلك بجانب الاستشهاد في المرة القادمة؛ لأن من يعلن حدود قراءته يعطي سامعه ما يزن به الاستشهاد. إعلان حدود القراءة جزء من أمانتها.</w:t>
             </w:r>
           </w:p>
         </w:tc>
@@ -9326,7 +9351,7 @@
                 <w:szCs w:val="26"/>
                 <w:rtl/>
               </w:rPr>
-              <w:t xml:space="preserve">قبل أن تغادر الباب الأول، تذكّر آخر مبادرة قدتها ولم تبلغ ما أمّلته منها.</w:t>
+              <w:t xml:space="preserve">قبل أن تغادر الباب الأول، تذكّر آخر مبادرة قدتها ولم تبلغ ما أمّلته منها، واستحضرها كما وقعت، لا كما رويتها بعد ذلك لنفسك أو لفريقك أو لمن سألك عنها:</w:t>
             </w:r>
           </w:p>
           <w:p>
@@ -9347,7 +9372,7 @@
                 <w:szCs w:val="26"/>
                 <w:rtl/>
               </w:rPr>
-              <w:t xml:space="preserve">1. ماذا فعلت بعد الفشل؟ اكتبه في سطر: تخليت عن المبدأ، أم دافعت عنه بلا تشخيص، أم شيئًا ثالثًا؟</w:t>
+              <w:t xml:space="preserve">① ماذا فعلت بعد الفشل؟ اكتبه في سطر: تخليت عن المبدأ، أم دافعت عنه بلا تشخيص، أم شيئًا ثالثًا؟</w:t>
             </w:r>
           </w:p>
           <w:p>
@@ -9368,7 +9393,7 @@
                 <w:szCs w:val="26"/>
                 <w:rtl/>
               </w:rPr>
-              <w:t xml:space="preserve">2. مرّ بها على شجرة القرار في 7.3: هل نجحت أم فشلت؟ وإن فشلت، فهل كان الاتجاه صحيحًا والحجم ضعيفًا (النوع 1)، أم كان الاتجاه معاكسًا (النوع 2)؟</w:t>
+              <w:t xml:space="preserve">② مرّ بها على شجرة القرار في 7.3: هل نجحت أم فشلت؟ وإن فشلت، فهل كان الاتجاه صحيحًا والحجم ضعيفًا (النوع 1)، أم كان الاتجاه معاكسًا (النوع 2)؟</w:t>
             </w:r>
           </w:p>
           <w:p>
@@ -9389,7 +9414,7 @@
                 <w:szCs w:val="26"/>
                 <w:rtl/>
               </w:rPr>
-              <w:t xml:space="preserve">3. ما أضيق عنصر كان يحتاج إلى مراجعة: المبدأ، أم ترجمته إلى إجراء، أم السياق، أم طريقة القياس؟</w:t>
+              <w:t xml:space="preserve">③ ما أضيق عنصر كان يحتاج إلى مراجعة: المبدأ، أم ترجمته إلى إجراء، أم السياق، أم طريقة القياس؟</w:t>
             </w:r>
           </w:p>
           <w:p>
@@ -9410,7 +9435,7 @@
                 <w:szCs w:val="26"/>
                 <w:rtl/>
               </w:rPr>
-              <w:t xml:space="preserve">4. اكتب الآن، قبل أن تبدأ مبادرتك القادمة، ما ستعدّه «فشلًا»، ومتى ستكفّ عن التعديل.</w:t>
+              <w:t xml:space="preserve">④ اكتب الآن، قبل أن تبدأ مبادرتك القادمة، ما ستعدّه «فشلًا»، ومتى ستكفّ عن التعديل.</w:t>
             </w:r>
           </w:p>
           <w:p>
@@ -9431,7 +9456,7 @@
                 <w:szCs w:val="26"/>
                 <w:rtl/>
               </w:rPr>
-              <w:t xml:space="preserve">والخطوة الرابعة أهمها، فالمعيار المكتوب قبل النتيجة هو ما يفرق التشخيص من التبرير.</w:t>
+              <w:t xml:space="preserve">والخطوة الرابعة أهمها؛ لأن المعيار المكتوب قبل النتيجة هو ما يفرق التشخيص من التبرير.</w:t>
             </w:r>
           </w:p>
         </w:tc>
@@ -10744,7 +10769,7 @@
                 <w:szCs w:val="26"/>
                 <w:rtl/>
               </w:rPr>
-              <w:t xml:space="preserve">قبل الفصل التاسع، أحضر آخر ثلاثة تقييمات أداء كتبتها لموظفيك.</w:t>
+              <w:t xml:space="preserve">قبل الفصل التاسع، أحضر آخر ثلاثة تقييمات أداء كتبتها لموظفيك، واقرأها كأن غيرك كتبها عن موظفين لا تعرف عنهم شيئًا:</w:t>
             </w:r>
           </w:p>
           <w:p>
@@ -10765,7 +10790,7 @@
                 <w:szCs w:val="26"/>
                 <w:rtl/>
               </w:rPr>
-              <w:t xml:space="preserve">1. الاستخلاف: هل قيّمت ما مُنح الموظف من صلاحيات وموارد، أم قيّمت النتيجة وحدها؟</w:t>
+              <w:t xml:space="preserve">① الاستخلاف: هل قيّمت ما مُنح الموظف من صلاحيات وموارد، أم قيّمت النتيجة وحدها؟</w:t>
             </w:r>
           </w:p>
           <w:p>
@@ -10786,7 +10811,7 @@
                 <w:szCs w:val="26"/>
                 <w:rtl/>
               </w:rPr>
-              <w:t xml:space="preserve">2. الوسع: هل كان الهدف الذي حاسبته عليه في حدود طاقته الفعلية؟ وإن لم يبلغه، فما السبب: عجز، أم نقص موارد، أم سوء تقدير، أم إهمال؟</w:t>
+              <w:t xml:space="preserve">② الوسع: هل كان الهدف الذي حاسبته عليه في حدود طاقته الفعلية؟ وإن لم يبلغه، فما السبب: عجز، أم نقص موارد، أم سوء تقدير، أم إهمال؟</w:t>
             </w:r>
           </w:p>
           <w:p>
@@ -10807,7 +10832,7 @@
                 <w:szCs w:val="26"/>
                 <w:rtl/>
               </w:rPr>
-              <w:t xml:space="preserve">3. الابتلاء: هل في التقييم كلمة واحدة عن طريقة استجابته لما واجهه من تحديات؟</w:t>
+              <w:t xml:space="preserve">③ الابتلاء: هل في التقييم كلمة واحدة عن طريقة استجابته لما واجهه من تحديات؟</w:t>
             </w:r>
           </w:p>
           <w:p>
@@ -10828,7 +10853,7 @@
                 <w:szCs w:val="26"/>
                 <w:rtl/>
               </w:rPr>
-              <w:t xml:space="preserve">ثم اكتب لكل تقييم سطرًا: ما الذي كنت ستغيّره فيه لو كتبته اليوم؟ المسافة بين التقييم وهذا السطر هي المسافة بين تصورك المعلن للإنسان وتصورك الذي تمارسه.</w:t>
+              <w:t xml:space="preserve">ثم اكتب لكل تقييم سطرًا: ما الذي كنت ستغيّره فيه لو كتبته اليوم؟ إنّ المسافة بين التقييم وهذا السطر هي المسافة بين تصورك المعلن للإنسان وتصورك الذي تمارسه.</w:t>
             </w:r>
           </w:p>
         </w:tc>
@@ -12283,7 +12308,7 @@
                 <w:szCs w:val="26"/>
                 <w:rtl/>
               </w:rPr>
-              <w:t xml:space="preserve">قبل الفصل العاشر، استعد آخر قرار مهم بنيته على معلومة نقلها إليك غيرك.</w:t>
+              <w:t xml:space="preserve">قبل الفصل العاشر، استعد آخر قرار مهم بنيته على معلومة نقلها إليك غيرك، وتذكّر من كان مصدرها، وكيف وصلتك، وبأي قدر من الفحص قبلتها قبل أن تبني عليها:</w:t>
             </w:r>
           </w:p>
           <w:p>
@@ -12304,7 +12329,7 @@
                 <w:szCs w:val="26"/>
                 <w:rtl/>
               </w:rPr>
-              <w:t xml:space="preserve">1. الفطرة: ما انطباعك الأول حين وصلتك المعلومة؟ وهل كان فيه انزعاج أخلاقي تجاهلته، أو عملت به دون فحص؟</w:t>
+              <w:t xml:space="preserve">① الفطرة: ما انطباعك الأول حين وصلتك المعلومة؟ وهل كان فيه انزعاج أخلاقي تجاهلته، أو عملت به دون فحص؟</w:t>
             </w:r>
           </w:p>
           <w:p>
@@ -12325,7 +12350,7 @@
                 <w:szCs w:val="26"/>
                 <w:rtl/>
               </w:rPr>
-              <w:t xml:space="preserve">2. التثبت: أعطِ المصدر علامة ثقة بمدخلاتها الثلاثة: سجل دقته السابق، وتضارب المصالح الظاهر، وهل أيّد المعلومةَ مصدرٌ مستقل؟</w:t>
+              <w:t xml:space="preserve">② التثبت: أعطِ المصدر علامة ثقة بمدخلاتها الثلاثة: سجل دقته السابق، وتضارب المصالح الظاهر، وهل أيّد المعلومةَ مصدرٌ مستقل؟</w:t>
             </w:r>
           </w:p>
           <w:p>
@@ -12346,7 +12371,7 @@
                 <w:szCs w:val="26"/>
                 <w:rtl/>
               </w:rPr>
-              <w:t xml:space="preserve">3. التدبر: ما العاقبة التي غابت عنك يومها؟ ومن الطرف الغائب الذي لم تسمع منه؟</w:t>
+              <w:t xml:space="preserve">③ التدبر: ما العاقبة التي غابت عنك يومها؟ ومن الطرف الغائب الذي لم تسمع منه؟</w:t>
             </w:r>
           </w:p>
           <w:p>
@@ -13843,7 +13868,7 @@
                 <w:szCs w:val="26"/>
                 <w:rtl/>
               </w:rPr>
-              <w:t xml:space="preserve">1. الحقيقة: هل نقلت التقارير والمراسلات المرتبطة بالقرار الواقع كما هو؟ وما الذي كتمته؟ وهل كان كتمانه مشروعًا؟</w:t>
+              <w:t xml:space="preserve">① الحقيقة: هل نقلت التقارير والمراسلات المرتبطة بالقرار الواقع كما هو؟ وما الذي كتمته؟ وهل كان كتمانه مشروعًا؟</w:t>
             </w:r>
           </w:p>
           <w:p>
@@ -13864,7 +13889,7 @@
                 <w:szCs w:val="26"/>
                 <w:rtl/>
               </w:rPr>
-              <w:t xml:space="preserve">2. الكلفة: بماذا ضحّيت في هذا القرار؟ ومن تحمّل الكلفة؟ وهل عرف ذلك؟</w:t>
+              <w:t xml:space="preserve">② الكلفة: بماذا ضحّيت في هذا القرار؟ ومن تحمّل الكلفة؟ وهل عرف ذلك؟</w:t>
             </w:r>
           </w:p>
           <w:p>
@@ -13885,7 +13910,7 @@
                 <w:szCs w:val="26"/>
                 <w:rtl/>
               </w:rPr>
-              <w:t xml:space="preserve">3. الأسلوب: هل قرّب أسلوب التنفيذ الناس أم نفّرهم؟ وأين كنت أقسى مما يقتضيه الموقف، أو ألين مما يقتضيه العدل؟</w:t>
+              <w:t xml:space="preserve">③ الأسلوب: هل قرّب أسلوب التنفيذ الناس أم نفّرهم؟ وأين كنت أقسى مما يقتضيه الموقف، أو ألين مما يقتضيه العدل؟</w:t>
             </w:r>
           </w:p>
           <w:p>
@@ -13906,7 +13931,7 @@
                 <w:szCs w:val="26"/>
                 <w:rtl/>
               </w:rPr>
-              <w:t xml:space="preserve">4. العواقب: هل نظرت في العواقب البعيدة، أم اكتفيت بحل المشكلة الآنية؟ ومتى ستعيد تقييم القرار؟</w:t>
+              <w:t xml:space="preserve">④ العواقب: هل نظرت في العواقب البعيدة، أم اكتفيت بحل المشكلة الآنية؟ ومتى ستعيد تقييم القرار؟</w:t>
             </w:r>
           </w:p>
           <w:p>
@@ -15243,7 +15268,7 @@
                 <w:szCs w:val="26"/>
                 <w:rtl/>
               </w:rPr>
-              <w:t xml:space="preserve">قبل الفصل الثاني عشر، خذ ثلاثة قرارات مهمة اتخذتها في الشهر الماضي، ومرّ على كل منها بثمانية أسئلة، واكتب أمام كل سؤال: «حاضر» أو «غائب».</w:t>
+              <w:t xml:space="preserve">قبل الفصل الثاني عشر، خذ ثلاثة قرارات مهمة اتخذتها في الشهر الماضي، ومرّ على كل منها بالأسئلة الثمانية التالية سؤالًا سؤالًا، واكتب أمام كل سؤال، بصدق لا يجامل نفسك ولا يقسو عليها: «حاضر» أو «غائب».</w:t>
             </w:r>
           </w:p>
           <w:p>
@@ -15264,7 +15289,7 @@
                 <w:szCs w:val="26"/>
                 <w:rtl/>
               </w:rPr>
-              <w:t xml:space="preserve">1. الرؤية: هل رأيت في القرار أكثر من إجراء مهني؟</w:t>
+              <w:t xml:space="preserve">① الرؤية: هل رأيت في القرار أكثر من إجراء مهني؟</w:t>
             </w:r>
           </w:p>
           <w:p>
@@ -15285,7 +15310,7 @@
                 <w:szCs w:val="26"/>
                 <w:rtl/>
               </w:rPr>
-              <w:t xml:space="preserve">2. الإنسان: هل رأيت المتأثرين به أشخاصًا مكلَّفين بوسعهم، أم أرقامًا؟</w:t>
+              <w:t xml:space="preserve">② الإنسان: هل رأيت المتأثرين به أشخاصًا مكلَّفين بوسعهم، أم أرقامًا؟</w:t>
             </w:r>
           </w:p>
           <w:p>
@@ -15306,7 +15331,7 @@
                 <w:szCs w:val="26"/>
                 <w:rtl/>
               </w:rPr>
-              <w:t xml:space="preserve">3. المعرفة: هل تحققت من المعلومة التي بنيت عليها قبل أن تعتمد انطباعك؟</w:t>
+              <w:t xml:space="preserve">③ المعرفة: هل تحققت من المعلومة التي بنيت عليها قبل أن تعتمد انطباعك؟</w:t>
             </w:r>
           </w:p>
           <w:p>
@@ -15327,7 +15352,7 @@
                 <w:szCs w:val="26"/>
                 <w:rtl/>
               </w:rPr>
-              <w:t xml:space="preserve">4. القيم: أي القيم السبع ضغطها القرار أكثر من غيرها؟</w:t>
+              <w:t xml:space="preserve">④ القيم: أي القيم السبع ضغطها القرار أكثر من غيرها؟</w:t>
             </w:r>
           </w:p>
           <w:p>
@@ -15348,7 +15373,7 @@
                 <w:szCs w:val="26"/>
                 <w:rtl/>
               </w:rPr>
-              <w:t xml:space="preserve">5. الغاية: هل يخدم الخيار المدى البعيد، أم يربح على حسابه؟</w:t>
+              <w:t xml:space="preserve">⑤ الغاية: هل يخدم الخيار المدى البعيد، أم يربح على حسابه؟</w:t>
             </w:r>
           </w:p>
           <w:p>
@@ -15369,7 +15394,7 @@
                 <w:szCs w:val="26"/>
                 <w:rtl/>
               </w:rPr>
-              <w:t xml:space="preserve">6. الفعل: هل كان للقرار مسار معلن من الاستشعار إلى المتابعة؟</w:t>
+              <w:t xml:space="preserve">⑥ الفعل: هل كان للقرار مسار معلن من الاستشعار إلى المتابعة؟</w:t>
             </w:r>
           </w:p>
           <w:p>
@@ -15390,7 +15415,7 @@
                 <w:szCs w:val="26"/>
                 <w:rtl/>
               </w:rPr>
-              <w:t xml:space="preserve">7. المؤسسة: من أُشرك قبل القرار، ومن أُبلغ به بعده؟</w:t>
+              <w:t xml:space="preserve">⑦ المؤسسة: من أُشرك قبل القرار، ومن أُبلغ به بعده؟</w:t>
             </w:r>
           </w:p>
           <w:p>
@@ -15411,7 +15436,7 @@
                 <w:szCs w:val="26"/>
                 <w:rtl/>
               </w:rPr>
-              <w:t xml:space="preserve">8. الأثر والمساءلة: بأي معيار ستحكم بعد سنة على صحة القرار؟ ومن يملك أن يعترض عليه؟</w:t>
+              <w:t xml:space="preserve">⑧ الأثر والمساءلة: بأي معيار ستحكم بعد سنة على صحة القرار؟ ومن يملك أن يعترض عليه؟</w:t>
             </w:r>
           </w:p>
           <w:p>
@@ -16745,7 +16770,7 @@
                 <w:szCs w:val="26"/>
                 <w:rtl/>
               </w:rPr>
-              <w:t xml:space="preserve">قبل الفصل الثالث عشر، خذ قرارًا اتخذته هذا الأسبوع، واملأ له «سجل القرار» (12.6) من ذاكرتك، حقلًا حقلًا.</w:t>
+              <w:t xml:space="preserve">قبل الفصل الثالث عشر، خذ قرارًا اتخذته هذا الأسبوع، واملأ له «سجل القرار» (12.6) من ذاكرتك، حقلًا حقلًا، دون أن تعود إلى أوراقك أو إلى أحد:</w:t>
             </w:r>
           </w:p>
           <w:p>
@@ -16766,7 +16791,7 @@
                 <w:szCs w:val="26"/>
                 <w:rtl/>
               </w:rPr>
-              <w:t xml:space="preserve">1. أي حقل لم تجد ما تكتبه فيه؟ تلك هي المرحلة التي أسقطتها.</w:t>
+              <w:t xml:space="preserve">① أي حقل لم تجد ما تكتبه فيه؟ تلك هي المرحلة التي أسقطتها.</w:t>
             </w:r>
           </w:p>
           <w:p>
@@ -16787,7 +16812,7 @@
                 <w:szCs w:val="26"/>
                 <w:rtl/>
               </w:rPr>
-              <w:t xml:space="preserve">2. هل أسقطتها اختصارًا واعيًا يناسب خطر القرار، أم عادةً؟ وإن كان اختصارًا فما الإجراء التعويضي؟</w:t>
+              <w:t xml:space="preserve">② هل أسقطتها اختصارًا واعيًا يناسب خطر القرار، أم عادةً؟ وإن كان اختصارًا فما الإجراء التعويضي؟</w:t>
             </w:r>
           </w:p>
           <w:p>
@@ -16808,7 +16833,7 @@
                 <w:szCs w:val="26"/>
                 <w:rtl/>
               </w:rPr>
-              <w:t xml:space="preserve">3. هل استشرت لتتعلم أم لتُقنع؟ وهل غيّرت الشورى شيئًا في القرار؟</w:t>
+              <w:t xml:space="preserve">③ هل استشرت لتتعلم أم لتُقنع؟ وهل غيّرت الشورى شيئًا في القرار؟</w:t>
             </w:r>
           </w:p>
           <w:p>
@@ -16829,7 +16854,7 @@
                 <w:szCs w:val="26"/>
                 <w:rtl/>
               </w:rPr>
-              <w:t xml:space="preserve">4. ما المعيار الذي ستحكم به على القرار بعد شهر؟ اكتبه الآن.</w:t>
+              <w:t xml:space="preserve">④ ما المعيار الذي ستحكم به على القرار بعد شهر؟ اكتبه الآن.</w:t>
             </w:r>
           </w:p>
           <w:p>
@@ -18184,7 +18209,7 @@
                 <w:szCs w:val="26"/>
                 <w:rtl/>
               </w:rPr>
-              <w:t xml:space="preserve">1. الأصالة: هل شرح كيف انتقل من الآية إلى المبدأ، أم اكتفى بالاستشهاد؟</w:t>
+              <w:t xml:space="preserve">① الأصالة: هل شرح كيف انتقل من الآية إلى المبدأ، أم اكتفى بالاستشهاد؟</w:t>
             </w:r>
           </w:p>
           <w:p>
@@ -18205,7 +18230,7 @@
                 <w:szCs w:val="26"/>
                 <w:rtl/>
               </w:rPr>
-              <w:t xml:space="preserve">2. الاستقلالية: هل قرأ عن المفهوم في أدبيات غربية قبل أن «يكتشفه» في القرآن؟ لا عيب في القراءة، والعيب في إخفائها.</w:t>
+              <w:t xml:space="preserve">② الاستقلالية: هل قرأ عن المفهوم في أدبيات غربية قبل أن «يكتشفه» في القرآن؟ لا عيب في القراءة، والعيب في إخفائها.</w:t>
             </w:r>
           </w:p>
           <w:p>
@@ -18226,7 +18251,7 @@
                 <w:szCs w:val="26"/>
                 <w:rtl/>
               </w:rPr>
-              <w:t xml:space="preserve">3. التمييز: ماذا يقدّم المبدأ مما لا تقدّمه النظرية الغربية المقابلة؟ وهل يمكن اختبار ذلك؟</w:t>
+              <w:t xml:space="preserve">③ التمييز: ماذا يقدّم المبدأ مما لا تقدّمه النظرية الغربية المقابلة؟ وهل يمكن اختبار ذلك؟</w:t>
             </w:r>
           </w:p>
           <w:p>
@@ -18247,7 +18272,7 @@
                 <w:szCs w:val="26"/>
                 <w:rtl/>
               </w:rPr>
-              <w:t xml:space="preserve">4. مستوى الادعاء: أيقدّمه مبدأً ثابتًا أم فكرةً مقترحة تحتاج إلى بحث؟ وهل يناسب الادعاءُ الدليل؟</w:t>
+              <w:t xml:space="preserve">④ مستوى الادعاء: أيقدّمه مبدأً ثابتًا أم فكرةً مقترحة تحتاج إلى بحث؟ وهل يناسب الادعاءُ الدليل؟</w:t>
             </w:r>
           </w:p>
           <w:p>
@@ -18268,7 +18293,7 @@
                 <w:szCs w:val="26"/>
                 <w:rtl/>
               </w:rPr>
-              <w:t xml:space="preserve">5. الاختبار: كيف نعرف بعد التطبيق أن المبدأ كان صحيحًا؟ وهل يجيب عن ذلك قبل التطبيق؟</w:t>
+              <w:t xml:space="preserve">⑤ الاختبار: كيف نعرف بعد التطبيق أن المبدأ كان صحيحًا؟ وهل يجيب عن ذلك قبل التطبيق؟</w:t>
             </w:r>
           </w:p>
           <w:p>
@@ -19626,7 +19651,7 @@
                 <w:szCs w:val="26"/>
                 <w:rtl/>
               </w:rPr>
-              <w:t xml:space="preserve">1. التأطير: هل صغت معضلتك «قبولًا أو رفضًا»؟ وهل بحثت عن خيار ثالث؟</w:t>
+              <w:t xml:space="preserve">① التأطير: هل صغت معضلتك «قبولًا أو رفضًا»؟ وهل بحثت عن خيار ثالث؟</w:t>
             </w:r>
           </w:p>
           <w:p>
@@ -19647,7 +19672,7 @@
                 <w:szCs w:val="26"/>
                 <w:rtl/>
               </w:rPr>
-              <w:t xml:space="preserve">2. الاستشعار: متى لاحظت المشكلة أول مرة؟ هل تصرفت حينها، أم انتظرت حتى تفاقمت؟</w:t>
+              <w:t xml:space="preserve">② الاستشعار: متى لاحظت المشكلة أول مرة؟ هل تصرفت حينها، أم انتظرت حتى تفاقمت؟</w:t>
             </w:r>
           </w:p>
           <w:p>
@@ -19668,7 +19693,7 @@
                 <w:szCs w:val="26"/>
                 <w:rtl/>
               </w:rPr>
-              <w:t xml:space="preserve">3. التثبت: على أي بيانات تبني؟ وهل فحصتها بمصدر مستقل؟</w:t>
+              <w:t xml:space="preserve">③ التثبت: على أي بيانات تبني؟ وهل فحصتها بمصدر مستقل؟</w:t>
             </w:r>
           </w:p>
           <w:p>
@@ -19689,7 +19714,7 @@
                 <w:szCs w:val="26"/>
                 <w:rtl/>
               </w:rPr>
-              <w:t xml:space="preserve">4. الشورى: من استشرت؟ من سيتأثر بالقرار، أم من سيوافقك؟</w:t>
+              <w:t xml:space="preserve">④ الشورى: من استشرت؟ من سيتأثر بالقرار، أم من سيوافقك؟</w:t>
             </w:r>
           </w:p>
           <w:p>
@@ -19710,7 +19735,7 @@
                 <w:szCs w:val="26"/>
                 <w:rtl/>
               </w:rPr>
-              <w:t xml:space="preserve">5. الركن المحوري: أي ركن هو جوهر معضلتك؟ وأي قيمة تخاطر بالتضحية بها؟</w:t>
+              <w:t xml:space="preserve">⑤ الركن المحوري: أي ركن هو جوهر معضلتك؟ وأي قيمة تخاطر بالتضحية بها؟</w:t>
             </w:r>
           </w:p>
           <w:p>
@@ -19731,7 +19756,7 @@
                 <w:szCs w:val="26"/>
                 <w:rtl/>
               </w:rPr>
-              <w:t xml:space="preserve">6. المتابعة: بأي معيار ستحكم على قرارك بعد ثلاثة أشهر؟ حدّده الآن.</w:t>
+              <w:t xml:space="preserve">⑥ المتابعة: بأي معيار ستحكم على قرارك بعد ثلاثة أشهر؟ حدّده الآن.</w:t>
             </w:r>
           </w:p>
           <w:p>
@@ -19752,7 +19777,7 @@
                 <w:szCs w:val="26"/>
                 <w:rtl/>
               </w:rPr>
-              <w:t xml:space="preserve">7. الكلفة: ما الذي سيبقى من توتر وكلفة أيًّا كان قرارك؟ ومن سيتحمله؟</w:t>
+              <w:t xml:space="preserve">⑦ الكلفة: ما الذي سيبقى من توتر وكلفة أيًّا كان قرارك؟ ومن سيتحمله؟</w:t>
             </w:r>
           </w:p>
           <w:p>
@@ -19797,6 +19822,31 @@
           <w:rtl/>
         </w:rPr>
         <w:t xml:space="preserve">الجزء الثاني: أدوات التطبيق والتدريب</w:t>
+      </w:r>
+    </w:p>
+    <w:p>
+      <w:pPr>
+        <w:shd w:val="clear" w:color="auto" w:fill="EBF5FB"/>
+        <w:bidi/>
+        <w:spacing w:after="65"/>
+        <w:ind w:right="200"/>
+        <w:rPr>
+          <w:rFonts w:ascii="Sakkal Majalla" w:hAnsi="Sakkal Majalla" w:cs="Sakkal Majalla"/>
+          <w:sz w:val="26"/>
+          <w:szCs w:val="26"/>
+        </w:rPr>
+      </w:pPr>
+      <w:r>
+        <w:rPr>
+          <w:rFonts w:ascii="Sakkal Majalla" w:hAnsi="Sakkal Majalla" w:cs="Sakkal Majalla"/>
+          <w:i/>
+          <w:iCs/>
+          <w:color w:val="000000"/>
+          <w:sz w:val="26"/>
+          <w:szCs w:val="26"/>
+          <w:rtl/>
+        </w:rPr>
+        <w:t xml:space="preserve">ماذا يحتاج من فرغ من الكتاب ووقف أمام مؤسسته لا يدري من أين يبدأ؟ نحتاج هنا إلى أدوات لا إلى حجج: أداة تعرف بها موقعك، وخطة تمضي بها أسبوعًا بعد أسبوع، وسيناريوهات ترى فيها طريقة التفكير، وأجوبة عن أسئلة تتكرر، ودليل لمن يدرّب غيره، ثم أداة تتابع بها الأثر.</w:t>
       </w:r>
     </w:p>
     <w:p>
@@ -19842,7 +19892,7 @@
           <w:szCs w:val="26"/>
           <w:rtl/>
         </w:rPr>
-        <w:t xml:space="preserve">تساعدك هذه الأداة، فردًا كنت أو فريقًا، على أن تعرف أين تقف من مسار التطبيق، وما خطوتك التالية. وهي تقدير ذاتي يوجّه، لا قياس مختبر.</w:t>
+        <w:t xml:space="preserve">أين تقف أنت أو فريقك من مسار التطبيق، وما خطوتك التالية؟ لننظر في هذه الأداة بهذا السؤال؛ فهي تساعد الفرد والفريق على أن يعرف كلٌّ موقعه وخطوته، وهي تقدير ذاتي يوجّه، لا قياس مختبر.</w:t>
       </w:r>
     </w:p>
     <w:p>
@@ -20995,7 +21045,7 @@
           <w:szCs w:val="26"/>
           <w:rtl/>
         </w:rPr>
-        <w:t xml:space="preserve">تنبيه: المجموع مأخوذ من أداة التقييم المؤسسي أدناه (خمسة محاور، لكلٍّ منها من 1 إلى 5)، وهو تقدير ذاتي للتوجيه. والمراحل في الواقع تتداخل، ولا تسير في خط مستقيم. المهم أن تعرف الفجوة، والخطوة التالية.</w:t>
+        <w:t xml:space="preserve">تنبيه: المجموع مأخوذ من أداة التقييم المؤسسي أدناه (خمسة محاور، لكلٍّ منها من 1 إلى 5)، وهو تقدير ذاتي للتوجيه، والمراحل في الواقع تتداخل، ولا تسير في خط مستقيم؛ فقد يكون أحدنا ممارسًا في جانب ومبتدئًا في آخر، والمهم أن تعرف الفجوة، والخطوة التالية.</w:t>
       </w:r>
     </w:p>
     <w:p>
@@ -21051,7 +21101,7 @@
           <w:szCs w:val="26"/>
           <w:rtl/>
         </w:rPr>
-        <w:t xml:space="preserve">وهذا التقييم للمؤسسات وفرق العمل، يكمّل التقييم الفردي السابق.</w:t>
+        <w:t xml:space="preserve">هل تشبه مؤسستك ما تقوله عن نفسها؟ هذا التقييم للمؤسسات وفرق العمل، يكمّل التقييم الفردي السابق، ويطلب لكل محور شاهدًا.</w:t>
       </w:r>
     </w:p>
     <w:tbl>
@@ -21981,7 +22031,7 @@
           <w:szCs w:val="26"/>
           <w:rtl/>
         </w:rPr>
-        <w:t xml:space="preserve">هذه الخطة لمن أنهى الكتاب ويريد أن يجعله ممارسة خلال ثلاثة أشهر. لكل أسبوع مخرج واحد تستطيع أن تتحقق منه.</w:t>
+        <w:t xml:space="preserve">كيف يصير الكتاب ممارسة؟ هذه الخطة لمن أنهاه ويريد أن يجعله ممارسة خلال ثلاثة أشهر، ولكل أسبوع فيها مخرج واحد تستطيع أن تتحقق منه؛ لأن الالتزام الذي لا يترك أثرًا مكتوبًا يذوب في زحمة العمل.</w:t>
       </w:r>
     </w:p>
     <w:p>
@@ -24101,7 +24151,7 @@
           <w:szCs w:val="26"/>
           <w:rtl/>
         </w:rPr>
-        <w:t xml:space="preserve">السيناريوهات الثلاثة افتراضية. أسوقها لأُري طريقة التفكير، لا لأبني عليها نتيجة. وبعد كل سيناريو سطر عمّا يبقى من كلفة بعد القرار.</w:t>
+        <w:t xml:space="preserve">السيناريوهات الثلاثة افتراضية، أسوقها لأُري بها طريقة التفكير، لا لأبني عليها نتيجة، وبعد كل سيناريو سطر عمّا يبقى من كلفة بعد القرار؛ لأن القرار الجيد لا يمحو الكلفة، وإنما يختار أيّ كلفة نحتمل وأيّها نرفض.</w:t>
       </w:r>
     </w:p>
     <w:p>
@@ -24146,7 +24196,7 @@
           <w:szCs w:val="26"/>
           <w:rtl/>
         </w:rPr>
-        <w:t xml:space="preserve">لنتخيل صندوق استثمار حكوميًا أمامه فرصة لعوائد استثنائية (35%) في مدة قصيرة، بدعم شركات تقنية تحتاج إلى السيولة. لكن التقارير الداخلية تشير إلى مخاطر بيئية جوهرية في عمليات بعضها. يضغط مجلس الإدارة: العوائد تخدم المشتركين في الصندوق. ويحتج من يدعو إلى الامتناع بمعيار الاستدامة وأمانة المستقبل.</w:t>
+        <w:t xml:space="preserve">لنتخيل صندوق استثمار حكوميًا أمامه فرصة لعوائد استثنائية (35%) في مدة قصيرة، بدعم شركات تقنية تحتاج إلى السيولة، غير أن التقارير الداخلية تشير إلى مخاطر بيئية جوهرية في عمليات بعضها، فيجتمع في الملف الواحد إغراء العائد وثقل الخطر. يضغط مجلس الإدارة بحجة أن العوائد تخدم المشتركين في الصندوق، ويحتج من يدعو إلى الامتناع بمعيار الاستدامة وأمانة المستقبل.</w:t>
       </w:r>
     </w:p>
     <w:tbl>
@@ -24990,7 +25040,7 @@
           <w:szCs w:val="26"/>
           <w:rtl/>
         </w:rPr>
-        <w:t xml:space="preserve">لا مكان هنا للمعايير التسعة، فهي لقبول النماذج لا لتقييم القرارات (الفصل الثالث عشر). السؤال الأنفع: أي ركن لو غاب لتغيّر القرار؟ هنا هو الأمانة، فمن دونها يصير العائد القصير المعيار الوحيد. وتبقى بعد القرار كلفة: عائد أقل مما كانت ستحققه الفرص المرفوضة، وضغط من المجلس لا يزول بقرار واحد. والمتابعة السنوية وحدها تكشف هل كان المعيار في موضعه.</w:t>
+        <w:t xml:space="preserve">لا مكان هنا للمعايير التسعة؛ لأنها لقبول النماذج لا لتقييم القرارات (الفصل الثالث عشر). السؤال الأنفع: أي ركن لو غاب لتغيّر القرار؟ إنّه هنا الأمانة، فمن دونها يصير العائد القصير المعيار الوحيد، وتبقى بعد القرار كلفة: عائد أقل مما كانت ستحققه الفرص المرفوضة، وضغط من المجلس لا يزول بقرار واحد، والمتابعة السنوية وحدها تكشف هل كان المعيار في موضعه.</w:t>
       </w:r>
     </w:p>
     <w:p>
@@ -25046,7 +25096,7 @@
           <w:szCs w:val="26"/>
           <w:rtl/>
         </w:rPr>
-        <w:t xml:space="preserve">جامعة حكومية تتداول جعل مادة «الأخلاق المهنية القرآنية» إلزامية في برامج إدارة الأعمال. يخشى المعارضون على الحياد الأكاديمي، ويرفضون إلزام طلاب غير مسلمين بمحتوى ديني. ويرى المؤيدون أن المؤسسة التعليمية مستخلَفة على تكوين إنسان متكامل، لا موظف كفء فحسب.</w:t>
+        <w:t xml:space="preserve">جامعة حكومية تتداول جعل مادة «الأخلاق المهنية القرآنية» إلزامية في برامج إدارة الأعمال. يخشى المعارضون على الحياد الأكاديمي، ويرفضون إلزام طلاب غير مسلمين بمحتوى ديني، بينما يرى المؤيدون أن المؤسسة التعليمية مستخلَفة على تكوين إنسان متكامل، لا موظف كفء فحسب.</w:t>
       </w:r>
     </w:p>
     <w:tbl>
@@ -25891,7 +25941,7 @@
           <w:szCs w:val="26"/>
           <w:rtl/>
         </w:rPr>
-        <w:t xml:space="preserve">وما الكلفة الباقية؟ قد لا يحضر المادة الاختيارية أحوجُ الطلاب إليها. وقرار الإلزام أُجّل ولم يُحسم. ثم إن المقارنة بعد ثلاث سنوات لن تعزل أثر المادة عن غيره بسهولة.</w:t>
+        <w:t xml:space="preserve">وما الكلفة الباقية؟ قد لا يحضر المادة الاختيارية أحوجُ الطلاب إليها، وقرار الإلزام أُجّل ولم يُحسم، ثم إن المقارنة بعد ثلاث سنوات لن تعزل أثر المادة عن غيره بسهولة؛ لأن الخريج يتشكل بعوامل كثيرة لا تقف عند مادة واحدة.</w:t>
       </w:r>
     </w:p>
     <w:p>
@@ -25947,7 +25997,7 @@
           <w:szCs w:val="26"/>
           <w:rtl/>
         </w:rPr>
-        <w:t xml:space="preserve">«مؤسسة رعاية» منظمة خيرية بدأت بالرعاية المحلية ثم امتدت إلى برامج وطنية. يشترط عليها مانح كبير أن تحوّل نموذج عملها من «تشاركي مجتمعي» إلى «استراتيجي مركزي»، مقابل تمويل يضاعف ميزانيتها. والخوف أن تنقطع صلتها بالمجتمع الذي نبت فيه أثرها أصلًا.</w:t>
+        <w:t xml:space="preserve">«مؤسسة رعاية» منظمة خيرية بدأت بالرعاية المحلية ثم امتدت إلى برامج وطنية، ويشترط عليها مانح كبير أن تحوّل نموذج عملها من «تشاركي مجتمعي» إلى «استراتيجي مركزي»، مقابل تمويل يضاعف ميزانيتها، والخوف أن تنقطع صلتها بالمجتمع الذي نبت فيه أثرها أصلًا.</w:t>
       </w:r>
     </w:p>
     <w:tbl>
@@ -26431,7 +26481,7 @@
           <w:szCs w:val="26"/>
           <w:rtl/>
         </w:rPr>
-        <w:t xml:space="preserve">والكلفة الباقية؟ قد يرفض المانح النموذج الوسط، فتخسر المؤسسة التمويل كله أو بعضه. وهذا احتمال يجب أن يُعرض على المجلس قبل التفاوض، لا بعده.</w:t>
+        <w:t xml:space="preserve">والكلفة الباقية؟ قد يرفض المانح النموذج الوسط، فتخسر المؤسسة التمويل كله أو بعضه، وهذا احتمال يجب أن يُعرض على المجلس قبل التفاوض، لا بعده؛ لأن من يعرف الثمن مقدمًا يفاوض وهو يعرف ما يقبل به وما يرفض.</w:t>
       </w:r>
     </w:p>
     <w:p>
@@ -26456,7 +26506,7 @@
           <w:szCs w:val="26"/>
           <w:rtl/>
         </w:rPr>
-        <w:t xml:space="preserve">وفي السيناريوهات الثلاثة نمط واحد: المعضلة الظاهرة (العائد، والإلزام، والتوسع) تخفي تحتها سؤالًا عن الغاية والاستخلاف. هل يزيل السؤال الأعمق المعضلة؟ لا، فالكلفة باقية. لكنه يغيّر ما نسأل عنه أولًا.</w:t>
+        <w:t xml:space="preserve">وفي السيناريوهات الثلاثة نمط واحد: المعضلة الظاهرة (العائد، والإلزام، والتوسع) تخفي تحتها سؤالًا عن الغاية والاستخلاف، وهو سؤال لا يُطرح في الغالب؛ لأن ضغط الخيارين الظاهرين يستغرق النقاش كله. هل يزيل السؤال الأعمق المعضلة؟ لا، فالكلفة باقية، لكنه يغيّر ما نسأل عنه أولًا.</w:t>
       </w:r>
     </w:p>
     <w:p>
@@ -26649,7 +26699,7 @@
                 <w:szCs w:val="26"/>
                 <w:rtl/>
               </w:rPr>
-              <w:t xml:space="preserve">نعم. بروتوكول القراءة يقود المطبّق خطوة خطوة. غير أن بلوغ المستويين 4 و5 في سلم الاشتقاق يشترط خلفية تفسيرية أساسية: التمييز بين مدارس التفسير، وفهم الجذور اللغوية. فيبدأ الممارس من المستويات 1–3، ويبني على مهل.</w:t>
+              <w:t xml:space="preserve">نعم؛ لأن بروتوكول القراءة يقود المطبّق خطوة خطوة. غير أن بلوغ المستويين 4 و5 في سلم الاشتقاق يشترط خلفية تفسيرية أساسية: التمييز بين مدارس التفسير، وفهم الجذور اللغوية؛ لذلك يبدأ الممارس من المستويات 1–3، ويبني على مهل.</w:t>
             </w:r>
           </w:p>
         </w:tc>
@@ -26721,7 +26771,7 @@
                 <w:szCs w:val="26"/>
                 <w:rtl/>
               </w:rPr>
-              <w:t xml:space="preserve">هذا متوقع ومقصود. فالجهاز لا يضمن الإجماع، وإنما ينظّم الاختلاف: يعلن كل منهما درجة يقينه وهامش اجتهاده، فيقوم بينهما حوار علمي منتج بدل التراشق بالاستشهادات الانتقائية.</w:t>
+              <w:t xml:space="preserve">هذا متوقع ومقصود؛ لأن الجهاز لا يضمن الإجماع، وإنما ينظّم الاختلاف: يعلن كل واحد منهما درجة يقينه وهامش اجتهاده، فيقوم بينهما حوار علمي منتج بدل التراشق بالاستشهادات الانتقائية، والاختلاف المعلن يُراجَع، أما المضمر فيتراكم بلا مراجعة.</w:t>
             </w:r>
           </w:p>
         </w:tc>
@@ -26793,7 +26843,7 @@
                 <w:szCs w:val="26"/>
                 <w:rtl/>
               </w:rPr>
-              <w:t xml:space="preserve">لا. ضيق الوقت يختصر الدورة ولا يلغيها (قاعدة الاختصار في الفصل الثاني عشر)، فتُنجز المراحل السبع في وقت أقصر. والخطر أن يحل التفاؤل محل التثبت بحجة الاستعجال، فتكثر الأخطاء.</w:t>
+              <w:t xml:space="preserve">لا. إنّ ضيق الوقت يختصر الدورة ولا يلغيها (قاعدة الاختصار في الفصل الثاني عشر)، فتُنجز المراحل السبع في وقت أقصر، والخطر أن يحل التفاؤل محل التثبت بحجة الاستعجال، فتكثر الأخطاء.</w:t>
             </w:r>
           </w:p>
         </w:tc>
@@ -26865,7 +26915,7 @@
                 <w:szCs w:val="26"/>
                 <w:rtl/>
               </w:rPr>
-              <w:t xml:space="preserve">الجهاز يفترض الإيمان بأقومية القرآن مصدرًا. لكن كثيرًا من مخرجاته، كالأمانة والعدل والتثبت والمساءلة، له صدى في تقاليد إدارية وفلسفية متنوعة. فيستطيع غير المسلم أن يفيد من الأدوات والمبادئ إطارًا للمقارنة، دون أن يلتزم بالمرجعية الدينية.</w:t>
+              <w:t xml:space="preserve">الجهاز يفترض الإيمان بأقومية القرآن مصدرًا، وهذا شرط لا نخفيه. لكن كثيرًا من مخرجاته، كالأمانة والعدل والتثبت والمساءلة، له صدى في تقاليد إدارية وفلسفية متنوعة؛ لذلك يستطيع غير المسلم أن يفيد من الأدوات والمبادئ إطارًا للمقارنة، دون أن يلتزم بالمرجعية الدينية التي يقوم عليها الجهاز.</w:t>
             </w:r>
           </w:p>
         </w:tc>
@@ -26937,7 +26987,7 @@
                 <w:szCs w:val="26"/>
                 <w:rtl/>
               </w:rPr>
-              <w:t xml:space="preserve">الفرق في نقطة البداية. الإدارة الإسلامية التقليدية تبدأ في الغالب من مشكلة إدارية، ثم تبحث لها عن شاهد قرآني. أما هذا الكتاب فيبدأ من القرآن بسؤال مفتوح: «ما الذي ينبثق من هنا؟». ومن نقطة البداية يتفرع كل فرق آخر.</w:t>
+              <w:t xml:space="preserve">الفرق في نقطة البداية؛ فالإدارة الإسلامية التقليدية تبدأ في الغالب من مشكلة إدارية، ثم تبحث لها عن شاهد قرآني، فيأتي النص بعد أن تكون الإجابة قد تشكّلت. أما هذا الكتاب فيبدأ من القرآن بسؤال مفتوح: «ما الذي ينبثق من هنا؟»، ومن نقطة البداية يتفرع كل فرق آخر.</w:t>
             </w:r>
           </w:p>
         </w:tc>
@@ -27081,7 +27131,7 @@
                 <w:szCs w:val="26"/>
                 <w:rtl/>
               </w:rPr>
-              <w:t xml:space="preserve">ابدأ بنفسك، بالقرارات التي تقع في حدود صلاحيتك. وثّق النتائج بصدق، ودع الأثر يتكلم قبل أن تناقش الجهاز إطارًا فكريًا. والفكرة التي يتعذر تطبيقها في محيط لا يتبناها ليست خاطئة بالضرورة.</w:t>
+              <w:t xml:space="preserve">ابدأ بنفسك، بالقرارات التي تقع في حدود صلاحيتك، ووثّق النتائج بصدق، ودع الأثر يتكلم قبل أن تناقش الجهاز إطارًا فكريًا؛ لأن من يرى النتيجة أقرب إلى الإصغاء ممن يُطلب منه أن يقتنع بإطار لم يجرّبه. والفكرة التي يتعذر تطبيقها في محيط لا يتبناها ليست خاطئة بالضرورة.</w:t>
             </w:r>
           </w:p>
         </w:tc>
@@ -27153,7 +27203,7 @@
                 <w:szCs w:val="26"/>
                 <w:rtl/>
               </w:rPr>
-              <w:t xml:space="preserve">العصف الذهني يولّد أفكارًا متنوعة. أما الشورى فاستشارة أصحاب المصلحة الحقيقيين في قرار يمسّهم. هي حق لمن يتأثر، وليست أداة إبداع. ومن يحضر جلسة العصف الذهني ليس بالضرورة من تجب استشارته.</w:t>
+              <w:t xml:space="preserve">العصف الذهني يولّد أفكارًا متنوعة، أما الشورى فاستشارة أصحاب المصلحة الحقيقيين في قرار يمسّهم، فهي حق لمن يتأثر، وليست أداة إبداع؛ لذلك فمن يحضر جلسة العصف الذهني ليس بالضرورة من تجب استشارته.</w:t>
             </w:r>
           </w:p>
         </w:tc>
@@ -27298,7 +27348,7 @@
                 <w:szCs w:val="26"/>
                 <w:rtl/>
               </w:rPr>
-              <w:t xml:space="preserve">يعالج الفصل العاشر (10.8) تعارض القيم، ويعالج الفصل السابع التعارض بين النص والتجربة. وكثير مما يبدو تعارضًا بين ركنين يُحل بخيار ثالث يخدمهما معًا، كأن يكون العدل في القرار والرحمة في الأسلوب. فإن لم يوجد خيار ثالث رُجّح بما يقرره 10.8، وسُجّلت الكلفة في سجل القرار (12.6).</w:t>
+              <w:t xml:space="preserve">يعالج الفصل العاشر (10.8) تعارض القيم، ويعالج الفصل السابع التعارض بين النص والتجربة؛ وكثير مما يبدو تعارضًا بين ركنين يُحل بخيار ثالث يخدمهما معًا، كأن يكون العدل في القرار والرحمة في الأسلوب، فلا يُضحّى بأحدهما إلا حين يضيق الموقف عنهما. فإن لم يوجد خيار ثالث رُجّح بما يقرره 10.8، وسُجّلت الكلفة في سجل القرار (12.6).</w:t>
             </w:r>
           </w:p>
         </w:tc>
@@ -27370,7 +27420,7 @@
                 <w:szCs w:val="26"/>
                 <w:rtl/>
               </w:rPr>
-              <w:t xml:space="preserve">الإضافة منهجية أكثر منها مضمونية: سلم الاشتقاق بمستوياته السبعة، وبروتوكول القراءة الثماني، وآلية فض التعارض. هذه أدوات تتيح لباحث مستقل أن يدقق الاشتقاق، ولم أجدها مجتمعة في أغلب ما اطلعت عليه من أدبيات الأسلمة.</w:t>
+              <w:t xml:space="preserve">الإضافة منهجية أكثر منها مضمونية: سلم الاشتقاق بمستوياته السبعة، وبروتوكول القراءة الثماني، وآلية فض التعارض. إنّ هذه أدوات تتيح لباحث مستقل أن يدقق الاشتقاق خطوة خطوة، ولم أجدها مجتمعة في أغلب ما اطلعت عليه من أدبيات الأسلمة.</w:t>
             </w:r>
           </w:p>
         </w:tc>
@@ -27442,7 +27492,7 @@
                 <w:szCs w:val="26"/>
                 <w:rtl/>
               </w:rPr>
-              <w:t xml:space="preserve">يفصّل ذلك «دليل المدرب» في هذا الدليل. وخلاصته: ابدأ بالتقييم المؤسسي (في الجزء الثاني من هذا الدليل)، وبقرار حقيقي تطبّق عليه النموذج الأول من نماذج العمل (الملحق الثاني في الكتاب)، قبل أي شرح نظري.</w:t>
+              <w:t xml:space="preserve">يفصّل ذلك «دليل المدرب» في هذا الدليل، وخلاصته: ابدأ بالتقييم المؤسسي (في الجزء الثاني من هذا الدليل)، وبقرار حقيقي تطبّق عليه النموذج الأول من نماذج العمل (الملحق الثاني في الكتاب)، قبل أي شرح نظري؛ لأن الفريق الذي يجرّب أولًا يسأل عن الإطار بعد ذلك وهو يعرف لماذا يسأل.</w:t>
             </w:r>
           </w:p>
         </w:tc>
@@ -27514,7 +27564,7 @@
                 <w:szCs w:val="26"/>
                 <w:rtl/>
               </w:rPr>
-              <w:t xml:space="preserve">نعم. الحالات الأربع الأخيرة في الفصل الرابع عشر (14.6–14.9) تطبّقه على ميادين شخصية وحياتية. والقرارات الشخصية الكبرى، كالتحول المهني وإدارة المال، تفيد منه في التثبت والشورى خاصة.</w:t>
+              <w:t xml:space="preserve">نعم. الحالات الأربع الأخيرة في الفصل الرابع عشر (14.6–14.9) تطبّقه على ميادين شخصية وحياتية، والقرارات الشخصية الكبرى، كالتحول المهني وإدارة المال، تفيد منه في التثبت والشورى خاصة.</w:t>
             </w:r>
           </w:p>
         </w:tc>
@@ -27586,7 +27636,7 @@
                 <w:szCs w:val="26"/>
                 <w:rtl/>
               </w:rPr>
-              <w:t xml:space="preserve">التكييف المشروع أن تضبط أسئلة التشخيص لقطاع بعينه، أو تقلّص الأدوات لتناسب الوقت المتاح. والتشويه أن تحذف التثبت بحجة الثقة، أو تتجاوز الشورى بحجة السرعة، أو تضيف أركانًا لا تجتاز المعايير التسعة. والمعيار: هل يُبقي التعديل على الجوهر المنهجي، أي صرامة الاشتقاق وقابلية التدقيق، أم يلغيه؟</w:t>
+              <w:t xml:space="preserve">التكييف المشروع أن تضبط أسئلة التشخيص لقطاع بعينه، أو تقلّص الأدوات لتناسب الوقت المتاح لك، أما التشويه فأن تحذف التثبت بحجة الثقة، أو تتجاوز الشورى بحجة السرعة، أو تضيف إلى الجهاز أركانًا لا تجتاز المعايير التسعة. والمعيار: هل يُبقي التعديل على الجوهر المنهجي، أي صرامة الاشتقاق وقابلية التدقيق، أم يلغيه؟ ما حفظ الجوهر تكييف، وما أسقطه تشويه وإن احتفظ بالأسماء.</w:t>
             </w:r>
           </w:p>
         </w:tc>
@@ -27658,7 +27708,7 @@
                 <w:szCs w:val="26"/>
                 <w:rtl/>
               </w:rPr>
-              <w:t>الجهاز لا يصنع الشجاعة من فراغ، لكنه يحدد بوضوح الحد الذي لا يُنفَّذ ما دونه (الطاعة المشروطة، 11.6)، ويوثّق مسار الاعتراض (النصيحة، 11.6). ويساعد في البيئات الضاغطة على التمييز بين «ما لا أستطيع» و«ما لا يجب»، وعلى توثيق الموقف بطريقة تحمي المدير صاحب المبدأ ولو بعد حين.</w:t>
+              <w:t xml:space="preserve">الجهاز لا يصنع الشجاعة من فراغ، لكنه يحدد بوضوح الحد الذي لا يُنفَّذ ما دونه (الطاعة المشروطة، 11.6)، ويوثّق مسار الاعتراض (النصيحة، 11.6)، ويساعد في البيئات الضاغطة على التمييز بين «ما لا أستطيع» و«ما لا يجب»، وعلى توثيق الموقف بطريقة تحمي المدير صاحب المبدأ ولو بعد حين، فيبقى لموقفه أثر مكتوب حين يتغير الظرف.</w:t>
             </w:r>
           </w:p>
         </w:tc>
@@ -27957,7 +28007,7 @@
                 <w:szCs w:val="26"/>
                 <w:rtl/>
               </w:rPr>
-              <w:t>بطاقة الأداء المتوازن (BSC) تحدد ماذا تقيس المؤسسة في أربعة محاور. وQMF يحدد ما ينبغي أن يدخل في الفعل الإداري: الرؤية والإنسان والمعرفة والقيم والغاية والمؤسسة والأثر. أما كيف يُتخذ القرار فتجيب عنه الدورة السباعية. والإطاران يتكاملان.</w:t>
+              <w:t xml:space="preserve">بطاقة الأداء المتوازن (BSC) تحدد ماذا تقيس المؤسسة في أربعة محاور، أما QMF فيحدد ما ينبغي أن يدخل في الفعل الإداري: الرؤية والإنسان والمعرفة والقيم والغاية والمؤسسة والأثر، وأما كيف يُتخذ القرار فتجيب عنه الدورة السباعية، والإطاران يتكاملان ولا يتنافسان.</w:t>
             </w:r>
           </w:p>
         </w:tc>
@@ -28078,7 +28128,7 @@
           <w:szCs w:val="26"/>
           <w:rtl/>
         </w:rPr>
-        <w:t xml:space="preserve">هذا القسم للمدرب أو الميسّر الذي يقدّم الجهاز في سياق مؤسسي: لفريق، أو قطاع، أو برنامج تدريبي.</w:t>
+        <w:t xml:space="preserve">هذا القسم للمدرب أو الميسّر الذي يقدّم الجهاز في سياق مؤسسي: لفريق، أو قطاع، أو برنامج تدريبي، ومهمته أن يحمي الجهاز من أن يصير في أيدي المتدربين مصطلحات تُحفظ ولا تُمارَس.</w:t>
       </w:r>
     </w:p>
     <w:p>
@@ -30370,7 +30420,7 @@
           <w:szCs w:val="26"/>
           <w:rtl/>
         </w:rPr>
-        <w:t xml:space="preserve">لا تهدف هذه الأسئلة إلى انتزاع إجابات «صحيحة»، فهي لاستثارة التفكير النقدي. والمدرب الجيد يرتاح حين يسمع «لا أعرف» أو «هذا لا يجيب عن سؤالي».</w:t>
+        <w:t xml:space="preserve">لا تهدف هذه الأسئلة إلى انتزاع إجابات «صحيحة»؛ لأنها وُضعت لاستثارة التفكير النقدي، والمدرب الجيد يرتاح حين يسمع «لا أعرف» أو «هذا لا يجيب عن سؤالي»، فهناك يبدأ الحوار.</w:t>
       </w:r>
     </w:p>
     <w:tbl>
@@ -30876,7 +30926,7 @@
           <w:szCs w:val="26"/>
           <w:rtl/>
         </w:rPr>
-        <w:t xml:space="preserve">تتابع هذه الأداة انعكاس الجهاز على ممارستك الفعلية، وتُستعمل بعد ثلاثة أشهر من التطبيق. ولم تُختبر صلاحية مؤشراتها بعد، فهي للمتابعة الذاتية، وليست مقاييس علمية.</w:t>
+        <w:t xml:space="preserve">ماذا تغيّر في ممارستك؟ تتابع هذه الأداة انعكاس الجهاز على ممارستك الفعلية، وتُستعمل بعد ثلاثة أشهر من التطبيق، ولم تُختبر صلاحية مؤشراتها بعد؛ لذلك فهي للمتابعة الذاتية، وليست مقاييس علمية. الأداة لا تفكر عنك؛ تكشف لك ما لم تره.</w:t>
       </w:r>
     </w:p>
     <w:p>

--- a/book/الدليل_العملي_المرافق_للكتاب_الأول.docx
+++ b/book/الدليل_العملي_المرافق_للكتاب_الأول.docx
@@ -32488,6 +32488,212 @@
           <w:rtl/>
         </w:rPr>
         <w:t xml:space="preserve">ملاحظة منهجية: هذه المؤشرات للتقييم المرحلي، لا للحكم النهائي. العبرة باتجاهها: هل تتحسن؟ أما الرقم المطلق فلا يقول الكثير.</w:t>
+      </w:r>
+    </w:p>
+    <w:p>
+      <w:pPr>
+        <w:pageBreakBefore/>
+        <w:shd w:val="clear" w:color="auto" w:fill="156082"/>
+        <w:bidi/>
+        <w:spacing w:before="130" w:after="80"/>
+        <w:rPr>
+          <w:rFonts w:ascii="Sakkal Majalla" w:hAnsi="Sakkal Majalla" w:cs="Sakkal Majalla"/>
+          <w:sz w:val="26"/>
+          <w:szCs w:val="26"/>
+        </w:rPr>
+      </w:pPr>
+      <w:r>
+        <w:rPr>
+          <w:rFonts w:ascii="Sakkal Majalla" w:hAnsi="Sakkal Majalla" w:cs="Sakkal Majalla"/>
+          <w:b/>
+          <w:bCs/>
+          <w:color w:val="FFFFFF"/>
+          <w:sz w:val="26"/>
+          <w:szCs w:val="26"/>
+          <w:rtl/>
+        </w:rPr>
+        <w:t xml:space="preserve">7. تمارين تدبّر تطبيقية من منتدى «أقومية القرآن»</w:t>
+      </w:r>
+    </w:p>
+    <w:p>
+      <w:pPr>
+        <w:bidi/>
+        <w:spacing w:after="90"/>
+        <w:rPr>
+          <w:rFonts w:ascii="Sakkal Majalla" w:hAnsi="Sakkal Majalla" w:cs="Sakkal Majalla"/>
+          <w:sz w:val="26"/>
+          <w:szCs w:val="26"/>
+        </w:rPr>
+      </w:pPr>
+      <w:r>
+        <w:rPr>
+          <w:rFonts w:ascii="Sakkal Majalla" w:hAnsi="Sakkal Majalla" w:cs="Sakkal Majalla"/>
+          <w:color w:val="000000"/>
+          <w:sz w:val="26"/>
+          <w:szCs w:val="26"/>
+          <w:rtl/>
+        </w:rPr>
+        <w:t xml:space="preserve">هذه ثلاثة تمارين تأخذ مادتها من منتدى «أقومية القرآن» الذي أقامته مؤسسة وعي للدراسات والأبحاث في الدوحة (16 و17 أكتوبر 2026)، وتربطها بفصول الكتاب. والغاية منها أن يرى القارئ أدوات الكتاب تعمل على نصوص لم تُكتب له.</w:t>
+      </w:r>
+    </w:p>
+    <w:p>
+      <w:pPr>
+        <w:shd w:val="clear" w:color="auto" w:fill="156082"/>
+        <w:bidi/>
+        <w:spacing w:before="100" w:after="55"/>
+        <w:rPr>
+          <w:rFonts w:ascii="Sakkal Majalla" w:hAnsi="Sakkal Majalla" w:cs="Sakkal Majalla"/>
+          <w:sz w:val="26"/>
+          <w:szCs w:val="26"/>
+        </w:rPr>
+      </w:pPr>
+      <w:r>
+        <w:rPr>
+          <w:rFonts w:ascii="Sakkal Majalla" w:hAnsi="Sakkal Majalla" w:cs="Sakkal Majalla"/>
+          <w:b/>
+          <w:bCs/>
+          <w:color w:val="FFFFFF"/>
+          <w:sz w:val="26"/>
+          <w:szCs w:val="26"/>
+          <w:rtl/>
+        </w:rPr>
+        <w:t xml:space="preserve">التمرين الأول: البروتوكول الثماني على هود: 9–11 (الفصل السادس)</w:t>
+      </w:r>
+    </w:p>
+    <w:p>
+      <w:pPr>
+        <w:bidi/>
+        <w:spacing w:after="90"/>
+        <w:rPr>
+          <w:rFonts w:ascii="Sakkal Majalla" w:hAnsi="Sakkal Majalla" w:cs="Sakkal Majalla"/>
+          <w:sz w:val="26"/>
+          <w:szCs w:val="26"/>
+        </w:rPr>
+      </w:pPr>
+      <w:r>
+        <w:rPr>
+          <w:rFonts w:ascii="Sakkal Majalla" w:hAnsi="Sakkal Majalla" w:cs="Sakkal Majalla"/>
+          <w:color w:val="000000"/>
+          <w:sz w:val="26"/>
+          <w:szCs w:val="26"/>
+          <w:rtl/>
+        </w:rPr>
+        <w:t xml:space="preserve">اقرأ التطبيق الثاني في القسم 6.7 وجدوله، ثم أكمل ما بقي من التمرين: ارجع إلى القرطبي والرازي في الآيتين، وأحصِ مواضع جذرَي «ف خ ر» و«ي أ س» في المعجم المفهرس، ووثّق دلالة «الذوق» و«المسّ» من معجم معتمد، ثم اكتب إعلان المستوى في سطرين. وأخيرًا أجب عن سؤال صاحب التمرين نفسه: حين وصلت إلى ما كنت تتمناه، هل صرت أرحم بمن لا يزال يسعى، أم أصبحت جزءًا من المشقة التي يعانيها؟</w:t>
+      </w:r>
+    </w:p>
+    <w:p>
+      <w:pPr>
+        <w:shd w:val="clear" w:color="auto" w:fill="156082"/>
+        <w:bidi/>
+        <w:spacing w:before="100" w:after="55"/>
+        <w:rPr>
+          <w:rFonts w:ascii="Sakkal Majalla" w:hAnsi="Sakkal Majalla" w:cs="Sakkal Majalla"/>
+          <w:sz w:val="26"/>
+          <w:szCs w:val="26"/>
+        </w:rPr>
+      </w:pPr>
+      <w:r>
+        <w:rPr>
+          <w:rFonts w:ascii="Sakkal Majalla" w:hAnsi="Sakkal Majalla" w:cs="Sakkal Majalla"/>
+          <w:b/>
+          <w:bCs/>
+          <w:color w:val="FFFFFF"/>
+          <w:sz w:val="26"/>
+          <w:szCs w:val="26"/>
+          <w:rtl/>
+        </w:rPr>
+        <w:t xml:space="preserve">التمرين الثاني: بطاقة هوية معرفية لمفهوم من خارج الإدارة (الفصل الخامس)</w:t>
+      </w:r>
+    </w:p>
+    <w:p>
+      <w:pPr>
+        <w:bidi/>
+        <w:spacing w:after="90"/>
+        <w:rPr>
+          <w:rFonts w:ascii="Sakkal Majalla" w:hAnsi="Sakkal Majalla" w:cs="Sakkal Majalla"/>
+          <w:sz w:val="26"/>
+          <w:szCs w:val="26"/>
+        </w:rPr>
+      </w:pPr>
+      <w:r>
+        <w:rPr>
+          <w:rFonts w:ascii="Sakkal Majalla" w:hAnsi="Sakkal Majalla" w:cs="Sakkal Majalla"/>
+          <w:color w:val="000000"/>
+          <w:sz w:val="26"/>
+          <w:szCs w:val="26"/>
+          <w:rtl/>
+        </w:rPr>
+        <w:t xml:space="preserve">اختر مفهومًا شائعًا في بيئتك، كالهيبة أو النجاح أو الكرم، واكتب أولًا ما يقوله الناس فيه. ثم استقرئ شواهده في القرآن، وابدأ بالسياق قبل العدّ، وصنّف ما تجده في ثلاثة أعمدة: ما يثبته القرآن من الموروث، وما يصححه، وما غفل عنه الموروث. وأعلن الخلاف التفسيري حيث وُجد. ومثاله المحلول في الفصل الخامس: مفهوم الرجولة.</w:t>
+      </w:r>
+    </w:p>
+    <w:p>
+      <w:pPr>
+        <w:shd w:val="clear" w:color="auto" w:fill="156082"/>
+        <w:bidi/>
+        <w:spacing w:before="100" w:after="55"/>
+        <w:rPr>
+          <w:rFonts w:ascii="Sakkal Majalla" w:hAnsi="Sakkal Majalla" w:cs="Sakkal Majalla"/>
+          <w:sz w:val="26"/>
+          <w:szCs w:val="26"/>
+        </w:rPr>
+      </w:pPr>
+      <w:r>
+        <w:rPr>
+          <w:rFonts w:ascii="Sakkal Majalla" w:hAnsi="Sakkal Majalla" w:cs="Sakkal Majalla"/>
+          <w:b/>
+          <w:bCs/>
+          <w:color w:val="FFFFFF"/>
+          <w:sz w:val="26"/>
+          <w:szCs w:val="26"/>
+          <w:rtl/>
+        </w:rPr>
+        <w:t xml:space="preserve">أسئلة للنقاش: سورة الجاثية والتثبت (الفصل التاسع)</w:t>
+      </w:r>
+    </w:p>
+    <w:p>
+      <w:pPr>
+        <w:bidi/>
+        <w:spacing w:after="90"/>
+        <w:rPr>
+          <w:rFonts w:ascii="Sakkal Majalla" w:hAnsi="Sakkal Majalla" w:cs="Sakkal Majalla"/>
+          <w:sz w:val="26"/>
+          <w:szCs w:val="26"/>
+        </w:rPr>
+      </w:pPr>
+      <w:r>
+        <w:rPr>
+          <w:rFonts w:ascii="Sakkal Majalla" w:hAnsi="Sakkal Majalla" w:cs="Sakkal Majalla"/>
+          <w:color w:val="000000"/>
+          <w:sz w:val="26"/>
+          <w:szCs w:val="26"/>
+          <w:rtl/>
+        </w:rPr>
+        <w:t xml:space="preserve">كيف تتعامل مع الحق إذا جاء على لسان من لا تحب؟ اذكر قرارًا اخترت فيه النتيجة أولًا ثم جمعت ما يؤيدها، وما الذي كان سيتغير لو بدأت بالسؤال؟ ومتى تكلمت في اجتماع بثقة وليس عندك إلا الظن؟ وما الفرق بين الروتين الدفاعي عند أرجيرس واتباع الهوى في الجاثية: 18؟</w:t>
+      </w:r>
+    </w:p>
+    <w:p>
+      <w:pPr>
+        <w:shd w:val="clear" w:color="auto" w:fill="EBF5FB"/>
+        <w:bidi/>
+        <w:spacing w:after="60"/>
+        <w:ind w:right="220"/>
+        <w:rPr>
+          <w:rFonts w:ascii="Sakkal Majalla" w:hAnsi="Sakkal Majalla" w:cs="Sakkal Majalla"/>
+          <w:sz w:val="26"/>
+          <w:szCs w:val="26"/>
+        </w:rPr>
+      </w:pPr>
+      <w:r>
+        <w:rPr>
+          <w:rFonts w:ascii="Sakkal Majalla" w:hAnsi="Sakkal Majalla" w:cs="Sakkal Majalla"/>
+          <w:i/>
+          <w:iCs/>
+          <w:color w:val="000000"/>
+          <w:sz w:val="26"/>
+          <w:szCs w:val="26"/>
+          <w:rtl/>
+        </w:rPr>
+        <w:t xml:space="preserve">ملاحظة: النصوص المنقولة عن المنتدى منسوبة إلى أصحابها كما نُشرت، والنقول التفسيرية فيها بالمعنى، وتُطابق على الطبعات المعتمدة قبل الاستشهاد بها في بحث.</w:t>
       </w:r>
     </w:p>
     <w:sectPr>
